--- a/tools/surface-emit/content-sot/use-cases/weekly-checkin-call/rendered-sop.docx
+++ b/tools/surface-emit/content-sot/use-cases/weekly-checkin-call/rendered-sop.docx
@@ -12,7 +12,7 @@
     </w:p>
     <w:p>
       <w:pPr>
-        <w:pStyle w:val="callout-warning"/>
+        <w:pStyle w:val="alert-warning"/>
       </w:pPr>
       <w:r>
         <w:rPr>
@@ -198,7 +198,7 @@
     </w:p>
     <w:p>
       <w:pPr>
-        <w:pStyle w:val="callout-warning"/>
+        <w:pStyle w:val="alert-warning"/>
         <w:numPr>
           <w:ilvl w:val="0"/>
           <w:numId w:val="1000"/>
@@ -278,7 +278,7 @@
     </w:p>
     <w:p>
       <w:pPr>
-        <w:pStyle w:val="callout-warning"/>
+        <w:pStyle w:val="alert-warning"/>
         <w:numPr>
           <w:ilvl w:val="0"/>
           <w:numId w:val="1000"/>
@@ -463,7 +463,7 @@
     </w:p>
     <w:p>
       <w:pPr>
-        <w:pStyle w:val="callout-warning"/>
+        <w:pStyle w:val="alert-warning"/>
         <w:numPr>
           <w:ilvl w:val="0"/>
           <w:numId w:val="1000"/>
@@ -522,7 +522,7 @@
     </w:p>
     <w:p>
       <w:pPr>
-        <w:pStyle w:val="callout-warning"/>
+        <w:pStyle w:val="alert-warning"/>
         <w:numPr>
           <w:ilvl w:val="0"/>
           <w:numId w:val="1000"/>
@@ -565,7 +565,7 @@
     </w:p>
     <w:p>
       <w:pPr>
-        <w:pStyle w:val="callout-error"/>
+        <w:pStyle w:val="alert-error"/>
         <w:numPr>
           <w:ilvl w:val="0"/>
           <w:numId w:val="1000"/>
@@ -602,7 +602,7 @@
     </w:p>
     <w:p>
       <w:pPr>
-        <w:pStyle w:val="callout-warning"/>
+        <w:pStyle w:val="alert-warning"/>
         <w:numPr>
           <w:ilvl w:val="0"/>
           <w:numId w:val="1000"/>
@@ -661,7 +661,7 @@
     </w:p>
     <w:p>
       <w:pPr>
-        <w:pStyle w:val="callout-warning"/>
+        <w:pStyle w:val="alert-warning"/>
         <w:numPr>
           <w:ilvl w:val="0"/>
           <w:numId w:val="1000"/>
@@ -689,101 +689,131 @@
         <w:t xml:space="preserve">Hand-off package — what ships on yellow flag</w:t>
       </w:r>
     </w:p>
-    <w:p>
-      <w:pPr>
-        <w:pStyle w:val="card-title"/>
-      </w:pPr>
-      <w:r>
-        <w:t xml:space="preserve">Yellow-flag hand-off package contents</w:t>
-      </w:r>
-    </w:p>
-    <w:p>
-      <w:pPr>
-        <w:pStyle w:val="Compact"/>
-        <w:numPr>
-          <w:ilvl w:val="0"/>
-          <w:numId w:val="1002"/>
-        </w:numPr>
-      </w:pPr>
-      <w:r>
-        <w:t xml:space="preserve">Patient identity package (name, DOB, contact information, MRN if applicable)</w:t>
-      </w:r>
-    </w:p>
-    <w:p>
-      <w:pPr>
-        <w:pStyle w:val="Compact"/>
-        <w:numPr>
-          <w:ilvl w:val="0"/>
-          <w:numId w:val="1002"/>
-        </w:numPr>
-      </w:pPr>
-      <w:r>
-        <w:t xml:space="preserve">Check-in call summary (date, channel, duration, scope areas covered)</w:t>
-      </w:r>
-    </w:p>
-    <w:p>
-      <w:pPr>
-        <w:pStyle w:val="Compact"/>
-        <w:numPr>
-          <w:ilvl w:val="0"/>
-          <w:numId w:val="1002"/>
-        </w:numPr>
-      </w:pPr>
-      <w:r>
-        <w:t xml:space="preserve">Structured outcome (yellow-flag classification, barrier categories, adherence rating)</w:t>
-      </w:r>
-    </w:p>
-    <w:p>
-      <w:pPr>
-        <w:pStyle w:val="Compact"/>
-        <w:numPr>
-          <w:ilvl w:val="0"/>
-          <w:numId w:val="1002"/>
-        </w:numPr>
-      </w:pPr>
-      <w:r>
-        <w:t xml:space="preserve">Concern detail (free-text narrative of what surfaced and the CC’s rationale for the yellow-flag classification)</w:t>
-      </w:r>
-    </w:p>
-    <w:p>
-      <w:pPr>
-        <w:pStyle w:val="Compact"/>
-        <w:numPr>
-          <w:ilvl w:val="0"/>
-          <w:numId w:val="1002"/>
-        </w:numPr>
-      </w:pPr>
-      <w:r>
-        <w:t xml:space="preserve">Current care plan summary (diet, recent vitals, current medications)</w:t>
-      </w:r>
-    </w:p>
-    <w:p>
-      <w:pPr>
-        <w:pStyle w:val="Compact"/>
-        <w:numPr>
-          <w:ilvl w:val="0"/>
-          <w:numId w:val="1002"/>
-        </w:numPr>
-      </w:pPr>
-      <w:r>
-        <w:t xml:space="preserve">Prior check-in history (recent-weeks trend for clinical context)</w:t>
-      </w:r>
-    </w:p>
-    <w:p>
-      <w:pPr>
-        <w:pStyle w:val="Compact"/>
-        <w:numPr>
-          <w:ilvl w:val="0"/>
-          <w:numId w:val="1002"/>
-        </w:numPr>
-      </w:pPr>
-      <w:r>
-        <w:t xml:space="preserve">Patient contact preferences (preferred channel, preferred window for clinical-team follow-up)</w:t>
-      </w:r>
-    </w:p>
-    <w:p>
-      <w:pPr>
-        <w:pStyle w:val="callout-warning"/>
+    <w:tbl>
+      <w:tblPr>
+        <w:tblW w:w="5000" w:type="pct"/>
+        <w:tblBorders>
+          <w:top w:val="nil"/>
+          <w:bottom w:val="nil"/>
+          <w:left w:val="nil"/>
+          <w:right w:val="nil"/>
+          <w:insideH w:val="nil"/>
+          <w:insideV w:val="nil"/>
+        </w:tblBorders>
+        <w:tblCellMar>
+          <w:top w:w="160" w:type="dxa"/>
+          <w:bottom w:w="160" w:type="dxa"/>
+          <w:left w:w="200" w:type="dxa"/>
+          <w:right w:w="200" w:type="dxa"/>
+        </w:tblCellMar>
+      </w:tblPr>
+      <w:tr>
+        <w:trPr>
+          <w:cantSplit w:val="true"/>
+        </w:trPr>
+        <w:tc>
+          <w:tcPr>
+            <w:tcW w:w="5000" w:type="pct"/>
+            <w:shd w:val="clear" w:color="auto" w:fill="f8f4ec"/>
+          </w:tcPr>
+          <w:p>
+            <w:pPr>
+              <w:pStyle w:val="card-title"/>
+            </w:pPr>
+            <w:r>
+              <w:t xml:space="preserve">Yellow-flag hand-off package contents</w:t>
+            </w:r>
+          </w:p>
+          <w:p>
+            <w:pPr>
+              <w:pStyle w:val="Compact"/>
+              <w:numPr>
+                <w:ilvl w:val="0"/>
+                <w:numId w:val="1002"/>
+              </w:numPr>
+            </w:pPr>
+            <w:r>
+              <w:t xml:space="preserve">Patient identity package (name, DOB, contact information, MRN if applicable)</w:t>
+            </w:r>
+          </w:p>
+          <w:p>
+            <w:pPr>
+              <w:pStyle w:val="Compact"/>
+              <w:numPr>
+                <w:ilvl w:val="0"/>
+                <w:numId w:val="1002"/>
+              </w:numPr>
+            </w:pPr>
+            <w:r>
+              <w:t xml:space="preserve">Check-in call summary (date, channel, duration, scope areas covered)</w:t>
+            </w:r>
+          </w:p>
+          <w:p>
+            <w:pPr>
+              <w:pStyle w:val="Compact"/>
+              <w:numPr>
+                <w:ilvl w:val="0"/>
+                <w:numId w:val="1002"/>
+              </w:numPr>
+            </w:pPr>
+            <w:r>
+              <w:t xml:space="preserve">Structured outcome (yellow-flag classification, barrier categories, adherence rating)</w:t>
+            </w:r>
+          </w:p>
+          <w:p>
+            <w:pPr>
+              <w:pStyle w:val="Compact"/>
+              <w:numPr>
+                <w:ilvl w:val="0"/>
+                <w:numId w:val="1002"/>
+              </w:numPr>
+            </w:pPr>
+            <w:r>
+              <w:t xml:space="preserve">Concern detail (free-text narrative of what surfaced and the CC’s rationale for the yellow-flag classification)</w:t>
+            </w:r>
+          </w:p>
+          <w:p>
+            <w:pPr>
+              <w:pStyle w:val="Compact"/>
+              <w:numPr>
+                <w:ilvl w:val="0"/>
+                <w:numId w:val="1002"/>
+              </w:numPr>
+            </w:pPr>
+            <w:r>
+              <w:t xml:space="preserve">Current care plan summary (diet, recent vitals, current medications)</w:t>
+            </w:r>
+          </w:p>
+          <w:p>
+            <w:pPr>
+              <w:pStyle w:val="Compact"/>
+              <w:numPr>
+                <w:ilvl w:val="0"/>
+                <w:numId w:val="1002"/>
+              </w:numPr>
+            </w:pPr>
+            <w:r>
+              <w:t xml:space="preserve">Prior check-in history (recent-weeks trend for clinical context)</w:t>
+            </w:r>
+          </w:p>
+          <w:p>
+            <w:pPr>
+              <w:pStyle w:val="Compact"/>
+              <w:numPr>
+                <w:ilvl w:val="0"/>
+                <w:numId w:val="1002"/>
+              </w:numPr>
+            </w:pPr>
+            <w:r>
+              <w:t xml:space="preserve">Patient contact preferences (preferred channel, preferred window for clinical-team follow-up)</w:t>
+            </w:r>
+          </w:p>
+        </w:tc>
+      </w:tr>
+    </w:tbl>
+    <w:p>
+      <w:pPr>
+        <w:pStyle w:val="alert-warning"/>
       </w:pPr>
       <w:r>
         <w:rPr>
@@ -887,158 +917,188 @@
         <w:t xml:space="preserve">Each call — the checklist</w:t>
       </w:r>
     </w:p>
-    <w:p>
-      <w:pPr>
-        <w:pStyle w:val="card-title"/>
-      </w:pPr>
-      <w:r>
-        <w:t xml:space="preserve">Per-call checklist</w:t>
-      </w:r>
-    </w:p>
-    <w:p>
-      <w:pPr>
-        <w:pStyle w:val="Compact"/>
-        <w:numPr>
-          <w:ilvl w:val="0"/>
-          <w:numId w:val="1003"/>
-        </w:numPr>
-      </w:pPr>
-      <w:r>
-        <w:t xml:space="preserve">Participant surfaced at top of roster (days-since-last-contact sort)</w:t>
-      </w:r>
-    </w:p>
-    <w:p>
-      <w:pPr>
-        <w:pStyle w:val="Compact"/>
-        <w:numPr>
-          <w:ilvl w:val="0"/>
-          <w:numId w:val="1004"/>
-        </w:numPr>
-      </w:pPr>
-      <w:r>
-        <w:t xml:space="preserve">Channel preference read from patient profile</w:t>
-      </w:r>
-    </w:p>
-    <w:p>
-      <w:pPr>
-        <w:pStyle w:val="Compact"/>
-        <w:numPr>
-          <w:ilvl w:val="0"/>
-          <w:numId w:val="1005"/>
-        </w:numPr>
-      </w:pPr>
-      <w:r>
-        <w:t xml:space="preserve">Contact initiated on preferred channel</w:t>
-      </w:r>
-    </w:p>
-    <w:p>
-      <w:pPr>
-        <w:pStyle w:val="Compact"/>
-        <w:numPr>
-          <w:ilvl w:val="0"/>
-          <w:numId w:val="1006"/>
-        </w:numPr>
-      </w:pPr>
-      <w:r>
-        <w:t xml:space="preserve">All three scope areas attempted (order support / adherence / barriers)</w:t>
-      </w:r>
-    </w:p>
-    <w:p>
-      <w:pPr>
-        <w:pStyle w:val="Compact"/>
-        <w:numPr>
-          <w:ilvl w:val="0"/>
-          <w:numId w:val="1007"/>
-        </w:numPr>
-      </w:pPr>
-      <w:r>
-        <w:t xml:space="preserve">Service-provider-not-friend posture maintained (pending cap-25 guidance)</w:t>
-      </w:r>
-    </w:p>
-    <w:p>
-      <w:pPr>
-        <w:pStyle w:val="Compact"/>
-        <w:numPr>
-          <w:ilvl w:val="0"/>
-          <w:numId w:val="1008"/>
-        </w:numPr>
-      </w:pPr>
-      <w:r>
-        <w:t xml:space="preserve">Contact outcome classified per 5-way enum</w:t>
-      </w:r>
-    </w:p>
-    <w:p>
-      <w:pPr>
-        <w:pStyle w:val="Compact"/>
-        <w:numPr>
-          <w:ilvl w:val="0"/>
-          <w:numId w:val="1009"/>
-        </w:numPr>
-      </w:pPr>
-      <w:r>
-        <w:t xml:space="preserve">Yellow-flag overlay evaluated independently of contact-outcome classification</w:t>
-      </w:r>
-    </w:p>
-    <w:p>
-      <w:pPr>
-        <w:pStyle w:val="Compact"/>
-        <w:numPr>
-          <w:ilvl w:val="0"/>
-          <w:numId w:val="1010"/>
-        </w:numPr>
-      </w:pPr>
-      <w:r>
-        <w:t xml:space="preserve">On successful (no yellow flag) — structured outcome fields logged and next-touch set</w:t>
-      </w:r>
-    </w:p>
-    <w:p>
-      <w:pPr>
-        <w:pStyle w:val="Compact"/>
-        <w:numPr>
-          <w:ilvl w:val="0"/>
-          <w:numId w:val="1011"/>
-        </w:numPr>
-      </w:pPr>
-      <w:r>
-        <w:t xml:space="preserve">On yellow flag — hand-off package transmitted to UConn clinical team via configured transport</w:t>
-      </w:r>
-    </w:p>
-    <w:p>
-      <w:pPr>
-        <w:pStyle w:val="Compact"/>
-        <w:numPr>
-          <w:ilvl w:val="0"/>
-          <w:numId w:val="1012"/>
-        </w:numPr>
-      </w:pPr>
-      <w:r>
-        <w:t xml:space="preserve">On yellow flag — ack received within SLA (or timeout escalation fired to clinical lead)</w:t>
-      </w:r>
-    </w:p>
-    <w:p>
-      <w:pPr>
-        <w:pStyle w:val="Compact"/>
-        <w:numPr>
-          <w:ilvl w:val="0"/>
-          <w:numId w:val="1013"/>
-        </w:numPr>
-      </w:pPr>
-      <w:r>
-        <w:t xml:space="preserve">On voicemail / no answer / refused / deferred — follow-up retry scheduled per cap-26</w:t>
-      </w:r>
-    </w:p>
-    <w:p>
-      <w:pPr>
-        <w:pStyle w:val="Compact"/>
-        <w:numPr>
-          <w:ilvl w:val="0"/>
-          <w:numId w:val="1014"/>
-        </w:numPr>
-      </w:pPr>
-      <w:r>
-        <w:t xml:space="preserve">On refused — case flagged for clinical-lead review</w:t>
-      </w:r>
-    </w:p>
+    <w:tbl>
+      <w:tblPr>
+        <w:tblW w:w="5000" w:type="pct"/>
+        <w:tblBorders>
+          <w:top w:val="nil"/>
+          <w:bottom w:val="nil"/>
+          <w:left w:val="nil"/>
+          <w:right w:val="nil"/>
+          <w:insideH w:val="nil"/>
+          <w:insideV w:val="nil"/>
+        </w:tblBorders>
+        <w:tblCellMar>
+          <w:top w:w="160" w:type="dxa"/>
+          <w:bottom w:w="160" w:type="dxa"/>
+          <w:left w:w="200" w:type="dxa"/>
+          <w:right w:w="200" w:type="dxa"/>
+        </w:tblCellMar>
+      </w:tblPr>
+      <w:tr>
+        <w:trPr>
+          <w:cantSplit w:val="true"/>
+        </w:trPr>
+        <w:tc>
+          <w:tcPr>
+            <w:tcW w:w="5000" w:type="pct"/>
+            <w:shd w:val="clear" w:color="auto" w:fill="f8f4ec"/>
+          </w:tcPr>
+          <w:p>
+            <w:pPr>
+              <w:pStyle w:val="card-title"/>
+            </w:pPr>
+            <w:r>
+              <w:t xml:space="preserve">Per-call checklist</w:t>
+            </w:r>
+          </w:p>
+          <w:p>
+            <w:pPr>
+              <w:pStyle w:val="Compact"/>
+              <w:numPr>
+                <w:ilvl w:val="0"/>
+                <w:numId w:val="1003"/>
+              </w:numPr>
+            </w:pPr>
+            <w:r>
+              <w:t xml:space="preserve">Participant surfaced at top of roster (days-since-last-contact sort)</w:t>
+            </w:r>
+          </w:p>
+          <w:p>
+            <w:pPr>
+              <w:pStyle w:val="Compact"/>
+              <w:numPr>
+                <w:ilvl w:val="0"/>
+                <w:numId w:val="1004"/>
+              </w:numPr>
+            </w:pPr>
+            <w:r>
+              <w:t xml:space="preserve">Channel preference read from patient profile</w:t>
+            </w:r>
+          </w:p>
+          <w:p>
+            <w:pPr>
+              <w:pStyle w:val="Compact"/>
+              <w:numPr>
+                <w:ilvl w:val="0"/>
+                <w:numId w:val="1005"/>
+              </w:numPr>
+            </w:pPr>
+            <w:r>
+              <w:t xml:space="preserve">Contact initiated on preferred channel</w:t>
+            </w:r>
+          </w:p>
+          <w:p>
+            <w:pPr>
+              <w:pStyle w:val="Compact"/>
+              <w:numPr>
+                <w:ilvl w:val="0"/>
+                <w:numId w:val="1006"/>
+              </w:numPr>
+            </w:pPr>
+            <w:r>
+              <w:t xml:space="preserve">All three scope areas attempted (order support / adherence / barriers)</w:t>
+            </w:r>
+          </w:p>
+          <w:p>
+            <w:pPr>
+              <w:pStyle w:val="Compact"/>
+              <w:numPr>
+                <w:ilvl w:val="0"/>
+                <w:numId w:val="1007"/>
+              </w:numPr>
+            </w:pPr>
+            <w:r>
+              <w:t xml:space="preserve">Service-provider-not-friend posture maintained (pending cap-25 guidance)</w:t>
+            </w:r>
+          </w:p>
+          <w:p>
+            <w:pPr>
+              <w:pStyle w:val="Compact"/>
+              <w:numPr>
+                <w:ilvl w:val="0"/>
+                <w:numId w:val="1008"/>
+              </w:numPr>
+            </w:pPr>
+            <w:r>
+              <w:t xml:space="preserve">Contact outcome classified per 5-way enum</w:t>
+            </w:r>
+          </w:p>
+          <w:p>
+            <w:pPr>
+              <w:pStyle w:val="Compact"/>
+              <w:numPr>
+                <w:ilvl w:val="0"/>
+                <w:numId w:val="1009"/>
+              </w:numPr>
+            </w:pPr>
+            <w:r>
+              <w:t xml:space="preserve">Yellow-flag overlay evaluated independently of contact-outcome classification</w:t>
+            </w:r>
+          </w:p>
+          <w:p>
+            <w:pPr>
+              <w:pStyle w:val="Compact"/>
+              <w:numPr>
+                <w:ilvl w:val="0"/>
+                <w:numId w:val="1010"/>
+              </w:numPr>
+            </w:pPr>
+            <w:r>
+              <w:t xml:space="preserve">On successful (no yellow flag) — structured outcome fields logged and next-touch set</w:t>
+            </w:r>
+          </w:p>
+          <w:p>
+            <w:pPr>
+              <w:pStyle w:val="Compact"/>
+              <w:numPr>
+                <w:ilvl w:val="0"/>
+                <w:numId w:val="1011"/>
+              </w:numPr>
+            </w:pPr>
+            <w:r>
+              <w:t xml:space="preserve">On yellow flag — hand-off package transmitted to UConn clinical team via configured transport</w:t>
+            </w:r>
+          </w:p>
+          <w:p>
+            <w:pPr>
+              <w:pStyle w:val="Compact"/>
+              <w:numPr>
+                <w:ilvl w:val="0"/>
+                <w:numId w:val="1012"/>
+              </w:numPr>
+            </w:pPr>
+            <w:r>
+              <w:t xml:space="preserve">On yellow flag — ack received within SLA (or timeout escalation fired to clinical lead)</w:t>
+            </w:r>
+          </w:p>
+          <w:p>
+            <w:pPr>
+              <w:pStyle w:val="Compact"/>
+              <w:numPr>
+                <w:ilvl w:val="0"/>
+                <w:numId w:val="1013"/>
+              </w:numPr>
+            </w:pPr>
+            <w:r>
+              <w:t xml:space="preserve">On voicemail / no answer / refused / deferred — follow-up retry scheduled per cap-26</w:t>
+            </w:r>
+          </w:p>
+          <w:p>
+            <w:pPr>
+              <w:pStyle w:val="Compact"/>
+              <w:numPr>
+                <w:ilvl w:val="0"/>
+                <w:numId w:val="1014"/>
+              </w:numPr>
+            </w:pPr>
+            <w:r>
+              <w:t xml:space="preserve">On refused — case flagged for clinical-lead review</w:t>
+            </w:r>
+          </w:p>
+        </w:tc>
+      </w:tr>
+    </w:tbl>
     <w:p>
       <w:pPr>
         <w:pStyle w:val="Heading2"/>
@@ -1151,80 +1211,110 @@
         <w:t xml:space="preserve">Not yet approved — gates remaining</w:t>
       </w:r>
     </w:p>
-    <w:p>
-      <w:pPr>
-        <w:pStyle w:val="attestation"/>
-      </w:pPr>
-      <w:r>
-        <w:t xml:space="preserve">This procedure is a DRAFT. Three approval gates remain before operational use.</w:t>
-      </w:r>
-    </w:p>
-    <w:p>
-      <w:pPr>
-        <w:pStyle w:val="attestation-gate"/>
-      </w:pPr>
-      <w:r>
-        <w:rPr>
-          <w:b/>
-          <w:bCs/>
-        </w:rPr>
-        <w:t xml:space="preserve">Clinically accurate</w:t>
-      </w:r>
-      <w:r>
-        <w:t xml:space="preserve"> </w:t>
-      </w:r>
-      <w:r>
-        <w:t xml:space="preserve">— pending clinical lead (Cena hire TBD; coordinate with Vanessa)</w:t>
-      </w:r>
-    </w:p>
-    <w:p>
-      <w:pPr>
-        <w:pStyle w:val="attestation-gate"/>
-      </w:pPr>
-      <w:r>
-        <w:rPr>
-          <w:b/>
-          <w:bCs/>
-        </w:rPr>
-        <w:t xml:space="preserve">Operationally true</w:t>
-      </w:r>
-      <w:r>
-        <w:t xml:space="preserve"> </w:t>
-      </w:r>
-      <w:r>
-        <w:t xml:space="preserve">— pending Vanessa Sena</w:t>
-      </w:r>
-    </w:p>
-    <w:p>
-      <w:pPr>
-        <w:pStyle w:val="attestation-gate"/>
-      </w:pPr>
-      <w:r>
-        <w:rPr>
-          <w:b/>
-          <w:bCs/>
-        </w:rPr>
-        <w:t xml:space="preserve">Signed off</w:t>
-      </w:r>
-      <w:r>
-        <w:t xml:space="preserve"> </w:t>
-      </w:r>
-      <w:r>
-        <w:t xml:space="preserve">— pending Director of Clinical Operations</w:t>
-      </w:r>
-    </w:p>
-    <w:p>
-      <w:pPr>
-        <w:pStyle w:val="attestation"/>
-      </w:pPr>
-      <w:r>
-        <w:rPr>
-          <w:i/>
-          <w:iCs/>
-        </w:rPr>
-        <w:t xml:space="preserve">Awaiting all gates — draft, not yet approved for use • Version 0.1</w:t>
-      </w:r>
-    </w:p>
+    <w:tbl>
+      <w:tblPr>
+        <w:tblW w:w="5000" w:type="pct"/>
+        <w:tblBorders>
+          <w:top w:val="nil"/>
+          <w:bottom w:val="nil"/>
+          <w:left w:val="nil"/>
+          <w:right w:val="nil"/>
+          <w:insideH w:val="nil"/>
+          <w:insideV w:val="nil"/>
+        </w:tblBorders>
+        <w:tblCellMar>
+          <w:top w:w="160" w:type="dxa"/>
+          <w:bottom w:w="160" w:type="dxa"/>
+          <w:left w:w="200" w:type="dxa"/>
+          <w:right w:w="200" w:type="dxa"/>
+        </w:tblCellMar>
+      </w:tblPr>
+      <w:tr>
+        <w:trPr>
+          <w:cantSplit w:val="true"/>
+        </w:trPr>
+        <w:tc>
+          <w:tcPr>
+            <w:tcW w:w="5000" w:type="pct"/>
+            <w:shd w:val="clear" w:color="auto" w:fill="e4dfd7"/>
+          </w:tcPr>
+          <w:p>
+            <w:pPr>
+              <w:pStyle w:val="FirstParagraph"/>
+            </w:pPr>
+            <w:r>
+              <w:t xml:space="preserve">This procedure is a DRAFT. Three approval gates remain before operational use.</w:t>
+            </w:r>
+          </w:p>
+          <w:p>
+            <w:pPr>
+              <w:pStyle w:val="attestation-gate"/>
+            </w:pPr>
+            <w:r>
+              <w:rPr>
+                <w:b/>
+                <w:bCs/>
+              </w:rPr>
+              <w:t xml:space="preserve">Clinically accurate</w:t>
+            </w:r>
+            <w:r>
+              <w:t xml:space="preserve"> </w:t>
+            </w:r>
+            <w:r>
+              <w:t xml:space="preserve">— pending clinical lead (Cena hire TBD; coordinate with Vanessa)</w:t>
+            </w:r>
+          </w:p>
+          <w:p>
+            <w:pPr>
+              <w:pStyle w:val="attestation-gate"/>
+            </w:pPr>
+            <w:r>
+              <w:rPr>
+                <w:b/>
+                <w:bCs/>
+              </w:rPr>
+              <w:t xml:space="preserve">Operationally true</w:t>
+            </w:r>
+            <w:r>
+              <w:t xml:space="preserve"> </w:t>
+            </w:r>
+            <w:r>
+              <w:t xml:space="preserve">— pending Vanessa Sena</w:t>
+            </w:r>
+          </w:p>
+          <w:p>
+            <w:pPr>
+              <w:pStyle w:val="attestation-gate"/>
+            </w:pPr>
+            <w:r>
+              <w:rPr>
+                <w:b/>
+                <w:bCs/>
+              </w:rPr>
+              <w:t xml:space="preserve">Signed off</w:t>
+            </w:r>
+            <w:r>
+              <w:t xml:space="preserve"> </w:t>
+            </w:r>
+            <w:r>
+              <w:t xml:space="preserve">— pending Director of Clinical Operations</w:t>
+            </w:r>
+          </w:p>
+          <w:p>
+            <w:pPr>
+              <w:pStyle w:val="BodyText"/>
+            </w:pPr>
+            <w:r>
+              <w:rPr>
+                <w:i/>
+                <w:iCs/>
+              </w:rPr>
+              <w:t xml:space="preserve">Awaiting all gates — draft, not yet approved for use • Version 0.1</w:t>
+            </w:r>
+          </w:p>
+        </w:tc>
+      </w:tr>
+    </w:tbl>
     <w:sectPr>
       <w:footnotePr>
         <w:numRestart w:val="eachSect"/>
@@ -1268,7 +1358,7 @@
       <w:lvlText w:val=" "/>
       <w:lvlJc w:val="left"/>
       <w:pPr>
-        <w:ind w:left="720" w:hanging="360"/>
+        <w:ind w:left="360" w:hanging="360"/>
       </w:pPr>
     </w:lvl>
     <w:lvl w:ilvl="1">
@@ -1276,7 +1366,7 @@
       <w:lvlText w:val=" "/>
       <w:lvlJc w:val="left"/>
       <w:pPr>
-        <w:ind w:left="1440" w:hanging="360"/>
+        <w:ind w:left="1080" w:hanging="360"/>
       </w:pPr>
     </w:lvl>
     <w:lvl w:ilvl="2">
@@ -1284,7 +1374,7 @@
       <w:lvlText w:val=" "/>
       <w:lvlJc w:val="left"/>
       <w:pPr>
-        <w:ind w:left="2160" w:hanging="360"/>
+        <w:ind w:left="1800" w:hanging="360"/>
       </w:pPr>
     </w:lvl>
     <w:lvl w:ilvl="3">
@@ -1292,7 +1382,7 @@
       <w:lvlText w:val=" "/>
       <w:lvlJc w:val="left"/>
       <w:pPr>
-        <w:ind w:left="2880" w:hanging="360"/>
+        <w:ind w:left="2520" w:hanging="360"/>
       </w:pPr>
     </w:lvl>
     <w:lvl w:ilvl="4">
@@ -1300,7 +1390,7 @@
       <w:lvlText w:val=" "/>
       <w:lvlJc w:val="left"/>
       <w:pPr>
-        <w:ind w:left="3600" w:hanging="360"/>
+        <w:ind w:left="3240" w:hanging="360"/>
       </w:pPr>
     </w:lvl>
     <w:lvl w:ilvl="5">
@@ -1308,7 +1398,7 @@
       <w:lvlText w:val=" "/>
       <w:lvlJc w:val="left"/>
       <w:pPr>
-        <w:ind w:left="4320" w:hanging="360"/>
+        <w:ind w:left="3960" w:hanging="360"/>
       </w:pPr>
     </w:lvl>
     <w:lvl w:ilvl="6">
@@ -1316,7 +1406,7 @@
       <w:lvlText w:val=" "/>
       <w:lvlJc w:val="left"/>
       <w:pPr>
-        <w:ind w:left="5040" w:hanging="360"/>
+        <w:ind w:left="4680" w:hanging="360"/>
       </w:pPr>
     </w:lvl>
     <w:lvl w:ilvl="7">
@@ -1324,7 +1414,7 @@
       <w:lvlText w:val=" "/>
       <w:lvlJc w:val="left"/>
       <w:pPr>
-        <w:ind w:left="5760" w:hanging="360"/>
+        <w:ind w:left="5400" w:hanging="360"/>
       </w:pPr>
     </w:lvl>
     <w:lvl w:ilvl="8">
@@ -1332,7 +1422,7 @@
       <w:lvlText w:val=" "/>
       <w:lvlJc w:val="left"/>
       <w:pPr>
-        <w:ind w:left="6480" w:hanging="360"/>
+        <w:ind w:left="6120" w:hanging="360"/>
       </w:pPr>
     </w:lvl>
   </w:abstractNum>
@@ -1345,7 +1435,7 @@
       <w:lvlText w:val="%1."/>
       <w:lvlJc w:val="left"/>
       <w:pPr>
-        <w:ind w:left="720" w:hanging="360"/>
+        <w:ind w:left="360" w:hanging="360"/>
       </w:pPr>
     </w:lvl>
     <w:lvl w:ilvl="1">
@@ -1354,7 +1444,7 @@
       <w:lvlText w:val="%2."/>
       <w:lvlJc w:val="left"/>
       <w:pPr>
-        <w:ind w:left="1440" w:hanging="360"/>
+        <w:ind w:left="1080" w:hanging="360"/>
       </w:pPr>
     </w:lvl>
     <w:lvl w:ilvl="2">
@@ -1363,7 +1453,7 @@
       <w:lvlText w:val="%3."/>
       <w:lvlJc w:val="left"/>
       <w:pPr>
-        <w:ind w:left="2160" w:hanging="360"/>
+        <w:ind w:left="1800" w:hanging="360"/>
       </w:pPr>
     </w:lvl>
     <w:lvl w:ilvl="3">
@@ -1372,7 +1462,7 @@
       <w:lvlText w:val="%4."/>
       <w:lvlJc w:val="left"/>
       <w:pPr>
-        <w:ind w:left="2880" w:hanging="360"/>
+        <w:ind w:left="2520" w:hanging="360"/>
       </w:pPr>
     </w:lvl>
     <w:lvl w:ilvl="4">
@@ -1381,7 +1471,7 @@
       <w:lvlText w:val="%5."/>
       <w:lvlJc w:val="left"/>
       <w:pPr>
-        <w:ind w:left="3600" w:hanging="360"/>
+        <w:ind w:left="3240" w:hanging="360"/>
       </w:pPr>
     </w:lvl>
     <w:lvl w:ilvl="5">
@@ -1390,7 +1480,7 @@
       <w:lvlText w:val="%6."/>
       <w:lvlJc w:val="left"/>
       <w:pPr>
-        <w:ind w:left="4320" w:hanging="360"/>
+        <w:ind w:left="3960" w:hanging="360"/>
       </w:pPr>
     </w:lvl>
     <w:lvl w:ilvl="6">
@@ -1399,7 +1489,7 @@
       <w:lvlText w:val="%7."/>
       <w:lvlJc w:val="left"/>
       <w:pPr>
-        <w:ind w:left="5040" w:hanging="360"/>
+        <w:ind w:left="4680" w:hanging="360"/>
       </w:pPr>
     </w:lvl>
     <w:lvl w:ilvl="7">
@@ -1408,7 +1498,7 @@
       <w:lvlText w:val="%8."/>
       <w:lvlJc w:val="left"/>
       <w:pPr>
-        <w:ind w:left="5760" w:hanging="360"/>
+        <w:ind w:left="5400" w:hanging="360"/>
       </w:pPr>
     </w:lvl>
     <w:lvl w:ilvl="8">
@@ -1417,7 +1507,7 @@
       <w:lvlText w:val="%9."/>
       <w:lvlJc w:val="left"/>
       <w:pPr>
-        <w:ind w:left="6480" w:hanging="360"/>
+        <w:ind w:left="6120" w:hanging="360"/>
       </w:pPr>
     </w:lvl>
   </w:abstractNum>
@@ -1429,7 +1519,7 @@
       <w:lvlText w:val=""/>
       <w:lvlJc w:val="left"/>
       <w:pPr>
-        <w:ind w:left="720" w:hanging="360"/>
+        <w:ind w:left="360" w:hanging="360"/>
       </w:pPr>
       <w:rPr>
         <w:rFonts w:ascii="Symbol" w:hAnsi="Symbol" w:cs="Symbol" w:hint="default"/>
@@ -1440,7 +1530,7 @@
       <w:lvlText w:val="o"/>
       <w:lvlJc w:val="left"/>
       <w:pPr>
-        <w:ind w:left="1440" w:hanging="360"/>
+        <w:ind w:left="1080" w:hanging="360"/>
       </w:pPr>
       <w:rPr>
         <w:rFonts w:ascii="Courier New" w:hAnsi="Courier New" w:cs="Courier New" w:hint="default"/>
@@ -1451,7 +1541,7 @@
       <w:lvlText w:val=""/>
       <w:lvlJc w:val="left"/>
       <w:pPr>
-        <w:ind w:left="2160" w:hanging="360"/>
+        <w:ind w:left="1800" w:hanging="360"/>
       </w:pPr>
       <w:rPr>
         <w:rFonts w:ascii="Wingdings" w:hAnsi="Wingdings" w:cs="Wingdings" w:hint="default"/>
@@ -1462,7 +1552,7 @@
       <w:lvlText w:val=""/>
       <w:lvlJc w:val="left"/>
       <w:pPr>
-        <w:ind w:left="2880" w:hanging="360"/>
+        <w:ind w:left="2520" w:hanging="360"/>
       </w:pPr>
       <w:rPr>
         <w:rFonts w:ascii="Symbol" w:hAnsi="Symbol" w:cs="Symbol" w:hint="default"/>
@@ -1473,7 +1563,7 @@
       <w:lvlText w:val="o"/>
       <w:lvlJc w:val="left"/>
       <w:pPr>
-        <w:ind w:left="3600" w:hanging="360"/>
+        <w:ind w:left="3240" w:hanging="360"/>
       </w:pPr>
       <w:rPr>
         <w:rFonts w:ascii="Courier New" w:hAnsi="Courier New" w:cs="Courier New" w:hint="default"/>
@@ -1484,7 +1574,7 @@
       <w:lvlText w:val=""/>
       <w:lvlJc w:val="left"/>
       <w:pPr>
-        <w:ind w:left="4320" w:hanging="360"/>
+        <w:ind w:left="3960" w:hanging="360"/>
       </w:pPr>
       <w:rPr>
         <w:rFonts w:ascii="Wingdings" w:hAnsi="Wingdings" w:cs="Wingdings" w:hint="default"/>
@@ -1495,7 +1585,7 @@
       <w:lvlText w:val=""/>
       <w:lvlJc w:val="left"/>
       <w:pPr>
-        <w:ind w:left="5040" w:hanging="360"/>
+        <w:ind w:left="4680" w:hanging="360"/>
       </w:pPr>
       <w:rPr>
         <w:rFonts w:ascii="Symbol" w:hAnsi="Symbol" w:cs="Symbol" w:hint="default"/>
@@ -1506,7 +1596,7 @@
       <w:lvlText w:val="o"/>
       <w:lvlJc w:val="left"/>
       <w:pPr>
-        <w:ind w:left="5760" w:hanging="360"/>
+        <w:ind w:left="5400" w:hanging="360"/>
       </w:pPr>
       <w:rPr>
         <w:rFonts w:ascii="Courier New" w:hAnsi="Courier New" w:cs="Courier New" w:hint="default"/>
@@ -1517,7 +1607,7 @@
       <w:lvlText w:val=""/>
       <w:lvlJc w:val="left"/>
       <w:pPr>
-        <w:ind w:left="6480" w:hanging="360"/>
+        <w:ind w:left="6120" w:hanging="360"/>
       </w:pPr>
       <w:rPr>
         <w:rFonts w:ascii="Wingdings" w:hAnsi="Wingdings" w:cs="Wingdings" w:hint="default"/>
@@ -1532,7 +1622,7 @@
       <w:lvlText w:val="☐"/>
       <w:lvlJc w:val="left"/>
       <w:pPr>
-        <w:ind w:left="720" w:hanging="360"/>
+        <w:ind w:left="360" w:hanging="360"/>
       </w:pPr>
     </w:lvl>
     <w:lvl w:ilvl="1">
@@ -1540,7 +1630,7 @@
       <w:lvlText w:val="☐"/>
       <w:lvlJc w:val="left"/>
       <w:pPr>
-        <w:ind w:left="1440" w:hanging="360"/>
+        <w:ind w:left="1080" w:hanging="360"/>
       </w:pPr>
     </w:lvl>
     <w:lvl w:ilvl="2">
@@ -1548,7 +1638,7 @@
       <w:lvlText w:val="☐"/>
       <w:lvlJc w:val="left"/>
       <w:pPr>
-        <w:ind w:left="2160" w:hanging="360"/>
+        <w:ind w:left="1800" w:hanging="360"/>
       </w:pPr>
     </w:lvl>
     <w:lvl w:ilvl="3">
@@ -1556,7 +1646,7 @@
       <w:lvlText w:val="☐"/>
       <w:lvlJc w:val="left"/>
       <w:pPr>
-        <w:ind w:left="2880" w:hanging="360"/>
+        <w:ind w:left="2520" w:hanging="360"/>
       </w:pPr>
     </w:lvl>
     <w:lvl w:ilvl="4">
@@ -1564,7 +1654,7 @@
       <w:lvlText w:val="☐"/>
       <w:lvlJc w:val="left"/>
       <w:pPr>
-        <w:ind w:left="3600" w:hanging="360"/>
+        <w:ind w:left="3240" w:hanging="360"/>
       </w:pPr>
     </w:lvl>
     <w:lvl w:ilvl="5">
@@ -1572,7 +1662,7 @@
       <w:lvlText w:val="☐"/>
       <w:lvlJc w:val="left"/>
       <w:pPr>
-        <w:ind w:left="4320" w:hanging="360"/>
+        <w:ind w:left="3960" w:hanging="360"/>
       </w:pPr>
     </w:lvl>
     <w:lvl w:ilvl="6">
@@ -1580,7 +1670,7 @@
       <w:lvlText w:val="☐"/>
       <w:lvlJc w:val="left"/>
       <w:pPr>
-        <w:ind w:left="5040" w:hanging="360"/>
+        <w:ind w:left="4680" w:hanging="360"/>
       </w:pPr>
     </w:lvl>
     <w:lvl w:ilvl="7">
@@ -1588,7 +1678,7 @@
       <w:lvlText w:val="☐"/>
       <w:lvlJc w:val="left"/>
       <w:pPr>
-        <w:ind w:left="5760" w:hanging="360"/>
+        <w:ind w:left="5400" w:hanging="360"/>
       </w:pPr>
     </w:lvl>
     <w:lvl w:ilvl="8">
@@ -1596,7 +1686,7 @@
       <w:lvlText w:val="☐"/>
       <w:lvlJc w:val="left"/>
       <w:pPr>
-        <w:ind w:left="6480" w:hanging="360"/>
+        <w:ind w:left="6120" w:hanging="360"/>
       </w:pPr>
     </w:lvl>
   </w:abstractNum>
@@ -1701,7 +1791,7 @@
     </w:pPr>
     <w:rPr>
       <w:rFonts w:ascii="Source Sans 3" w:hAnsi="Source Sans 3"/>
-      <w:color w:val="0D322D"/>
+      <w:color w:val="25211D"/>
       <w:sz w:val="22"/>
     </w:rPr>
   </w:style>
@@ -1715,7 +1805,7 @@
     </w:pPr>
     <w:rPr>
       <w:rFonts w:ascii="Source Sans 3" w:hAnsi="Source Sans 3"/>
-      <w:color w:val="0D322D"/>
+      <w:color w:val="25211D"/>
       <w:sz w:val="22"/>
     </w:rPr>
   </w:style>
@@ -1729,7 +1819,7 @@
     </w:pPr>
     <w:rPr>
       <w:rFonts w:ascii="Source Sans 3" w:hAnsi="Source Sans 3"/>
-      <w:color w:val="0D322D"/>
+      <w:color w:val="25211D"/>
       <w:sz w:val="22"/>
     </w:rPr>
   </w:style>
@@ -1739,10 +1829,11 @@
     <w:qFormat/>
     <w:pPr>
       <w:spacing w:after="80" w:before="0" w:line="336" w:lineRule="auto"/>
+      <w:ind w:hanging="360" w:left="360"/>
     </w:pPr>
     <w:rPr>
       <w:rFonts w:ascii="Source Sans 3" w:hAnsi="Source Sans 3"/>
-      <w:color w:val="0D322D"/>
+      <w:color w:val="25211D"/>
       <w:sz w:val="22"/>
     </w:rPr>
   </w:style>
@@ -2268,7 +2359,7 @@
     <w:qFormat/>
     <w:rPr>
       <w:rFonts w:ascii="Source Sans 3" w:hAnsi="Source Sans 3"/>
-      <w:color w:val="0D322D"/>
+      <w:color w:val="25211D"/>
       <w:sz w:val="18"/>
     </w:rPr>
     <w:tblPr>
@@ -2296,15 +2387,28 @@
     <w:pPr>
       <w:keepNext/>
       <w:keepLines/>
-      <w:spacing w:after="0"/>
-    </w:pPr>
-    <w:rPr>
+      <w:spacing w:after="40" w:before="240" w:line="288" w:lineRule="auto"/>
+    </w:pPr>
+    <w:rPr>
+      <w:rFonts w:ascii="Source Sans 3" w:hAnsi="Source Sans 3"/>
       <w:b/>
+      <w:color w:val="777069"/>
+      <w:sz w:val="20"/>
+      <w:caps w:val="true"/>
+      <w:spacing w:val="15"/>
     </w:rPr>
   </w:style>
   <w:style w:customStyle="1" w:styleId="Definition" w:type="paragraph">
     <w:name w:val="Definition"/>
     <w:basedOn w:val="Normal"/>
+    <w:pPr>
+      <w:spacing w:after="160" w:line="336" w:lineRule="auto"/>
+    </w:pPr>
+    <w:rPr>
+      <w:rFonts w:ascii="Source Sans 3" w:hAnsi="Source Sans 3"/>
+      <w:color w:val="25211D"/>
+      <w:sz w:val="22"/>
+    </w:rPr>
   </w:style>
   <w:style w:styleId="Caption" w:type="paragraph">
     <w:name w:val="Caption"/>
@@ -2389,18 +2493,21 @@
       <w:color w:themeColor="accent1" w:themeShade="BF" w:val="365F91"/>
     </w:rPr>
   </w:style>
-  <w:style w:customStyle="1" w:styleId="callout-info" w:type="paragraph">
-    <w:name w:val="callout-info"/>
+  <w:style w:customStyle="1" w:styleId="alert-info" w:type="paragraph">
+    <w:name w:val="alert-info"/>
     <w:basedOn w:val="Normal"/>
     <w:pPr>
-      <w:spacing w:after="160" w:before="160"/>
+      <w:spacing w:after="160" w:before="160" w:line="288" w:lineRule="auto"/>
       <w:pBdr>
-        <w:top w:color="auto" w:space="6" w:sz="2" w:val="single"/>
+        <w:top w:color="c8f4ff" w:space="6" w:sz="2" w:val="single"/>
         <w:left w:color="236b8f" w:space="8" w:sz="18" w:val="single"/>
-        <w:bottom w:color="auto" w:space="6" w:sz="2" w:val="single"/>
+        <w:bottom w:color="c8f4ff" w:space="6" w:sz="2" w:val="single"/>
+        <w:right w:color="c8f4ff" w:space="10" w:sz="2" w:val="single"/>
       </w:pBdr>
       <w:ind w:left="240"/>
       <w:shd w:color="auto" w:fill="c8f4ff" w:val="clear"/>
+      <w:keepLines/>
+      <w:keepNext/>
     </w:pPr>
     <w:rPr>
       <w:rFonts w:ascii="Source Sans 3" w:hAnsi="Source Sans 3"/>
@@ -2408,18 +2515,21 @@
       <w:sz w:val="22"/>
     </w:rPr>
   </w:style>
-  <w:style w:customStyle="1" w:styleId="callout-warning" w:type="paragraph">
-    <w:name w:val="callout-warning"/>
+  <w:style w:customStyle="1" w:styleId="alert-warning" w:type="paragraph">
+    <w:name w:val="alert-warning"/>
     <w:basedOn w:val="Normal"/>
     <w:pPr>
-      <w:spacing w:after="160" w:before="160"/>
+      <w:spacing w:after="160" w:before="160" w:line="288" w:lineRule="auto"/>
       <w:pBdr>
-        <w:top w:color="auto" w:space="6" w:sz="2" w:val="single"/>
+        <w:top w:color="faefda" w:space="6" w:sz="2" w:val="single"/>
         <w:left w:color="aa8232" w:space="8" w:sz="18" w:val="single"/>
-        <w:bottom w:color="auto" w:space="6" w:sz="2" w:val="single"/>
+        <w:bottom w:color="faefda" w:space="6" w:sz="2" w:val="single"/>
+        <w:right w:color="faefda" w:space="10" w:sz="2" w:val="single"/>
       </w:pBdr>
       <w:ind w:left="240"/>
       <w:shd w:color="auto" w:fill="faefda" w:val="clear"/>
+      <w:keepLines/>
+      <w:keepNext/>
     </w:pPr>
     <w:rPr>
       <w:rFonts w:ascii="Source Sans 3" w:hAnsi="Source Sans 3"/>
@@ -2427,18 +2537,21 @@
       <w:sz w:val="22"/>
     </w:rPr>
   </w:style>
-  <w:style w:customStyle="1" w:styleId="callout-success" w:type="paragraph">
-    <w:name w:val="callout-success"/>
+  <w:style w:customStyle="1" w:styleId="alert-success" w:type="paragraph">
+    <w:name w:val="alert-success"/>
     <w:basedOn w:val="Normal"/>
     <w:pPr>
-      <w:spacing w:after="160" w:before="160"/>
+      <w:spacing w:after="160" w:before="160" w:line="288" w:lineRule="auto"/>
       <w:pBdr>
-        <w:top w:color="auto" w:space="6" w:sz="2" w:val="single"/>
+        <w:top w:color="def8e6" w:space="6" w:sz="2" w:val="single"/>
         <w:left w:color="2c845c" w:space="8" w:sz="18" w:val="single"/>
-        <w:bottom w:color="auto" w:space="6" w:sz="2" w:val="single"/>
+        <w:bottom w:color="def8e6" w:space="6" w:sz="2" w:val="single"/>
+        <w:right w:color="def8e6" w:space="10" w:sz="2" w:val="single"/>
       </w:pBdr>
       <w:ind w:left="240"/>
       <w:shd w:color="auto" w:fill="def8e6" w:val="clear"/>
+      <w:keepLines/>
+      <w:keepNext/>
     </w:pPr>
     <w:rPr>
       <w:rFonts w:ascii="Source Sans 3" w:hAnsi="Source Sans 3"/>
@@ -2446,18 +2559,21 @@
       <w:sz w:val="22"/>
     </w:rPr>
   </w:style>
-  <w:style w:customStyle="1" w:styleId="callout-error" w:type="paragraph">
-    <w:name w:val="callout-error"/>
+  <w:style w:customStyle="1" w:styleId="alert-error" w:type="paragraph">
+    <w:name w:val="alert-error"/>
     <w:basedOn w:val="Normal"/>
     <w:pPr>
-      <w:spacing w:after="160" w:before="160"/>
+      <w:spacing w:after="160" w:before="160" w:line="288" w:lineRule="auto"/>
       <w:pBdr>
-        <w:top w:color="auto" w:space="6" w:sz="2" w:val="single"/>
+        <w:top w:color="ffe9e5" w:space="6" w:sz="2" w:val="single"/>
         <w:left w:color="c13c3b" w:space="8" w:sz="18" w:val="single"/>
-        <w:bottom w:color="auto" w:space="6" w:sz="2" w:val="single"/>
+        <w:bottom w:color="ffe9e5" w:space="6" w:sz="2" w:val="single"/>
+        <w:right w:color="ffe9e5" w:space="10" w:sz="2" w:val="single"/>
       </w:pBdr>
       <w:ind w:left="240"/>
       <w:shd w:color="auto" w:fill="ffe9e5" w:val="clear"/>
+      <w:keepLines/>
+      <w:keepNext/>
     </w:pPr>
     <w:rPr>
       <w:rFonts w:ascii="Source Sans 3" w:hAnsi="Source Sans 3"/>
@@ -2469,12 +2585,16 @@
     <w:name w:val="card"/>
     <w:basedOn w:val="Normal"/>
     <w:pPr>
-      <w:spacing w:after="160" w:before="160"/>
+      <w:spacing w:after="160" w:before="160" w:line="288" w:lineRule="auto"/>
       <w:pBdr>
-        <w:top w:color="auto" w:space="6" w:sz="2" w:val="single"/>
-        <w:bottom w:color="auto" w:space="6" w:sz="2" w:val="single"/>
+        <w:top w:color="f8f4ec" w:space="6" w:sz="2" w:val="single"/>
+        <w:left w:color="f8f4ec" w:space="10" w:sz="2" w:val="single"/>
+        <w:bottom w:color="f8f4ec" w:space="6" w:sz="2" w:val="single"/>
+        <w:right w:color="f8f4ec" w:space="10" w:sz="2" w:val="single"/>
       </w:pBdr>
       <w:shd w:color="auto" w:fill="f8f4ec" w:val="clear"/>
+      <w:keepLines/>
+      <w:keepNext/>
     </w:pPr>
     <w:rPr>
       <w:rFonts w:ascii="Source Sans 3" w:hAnsi="Source Sans 3"/>
@@ -2486,12 +2606,16 @@
     <w:name w:val="card-title"/>
     <w:basedOn w:val="Normal"/>
     <w:pPr>
-      <w:spacing w:after="40" w:before="80"/>
+      <w:spacing w:after="40" w:before="80" w:line="288" w:lineRule="auto"/>
       <w:pBdr>
-        <w:top w:color="auto" w:space="6" w:sz="2" w:val="single"/>
-        <w:bottom w:color="auto" w:space="6" w:sz="2" w:val="single"/>
+        <w:top w:color="f8f4ec" w:space="6" w:sz="2" w:val="single"/>
+        <w:left w:color="f8f4ec" w:space="10" w:sz="2" w:val="single"/>
+        <w:bottom w:color="f8f4ec" w:space="6" w:sz="2" w:val="single"/>
+        <w:right w:color="f8f4ec" w:space="10" w:sz="2" w:val="single"/>
       </w:pBdr>
       <w:shd w:color="auto" w:fill="f8f4ec" w:val="clear"/>
+      <w:keepLines/>
+      <w:keepNext/>
     </w:pPr>
     <w:rPr>
       <w:rFonts w:ascii="Lora" w:hAnsi="Lora"/>
@@ -2504,12 +2628,16 @@
     <w:name w:val="card-body"/>
     <w:basedOn w:val="Normal"/>
     <w:pPr>
-      <w:spacing w:after="160" w:before="80"/>
+      <w:spacing w:after="160" w:before="80" w:line="288" w:lineRule="auto"/>
       <w:pBdr>
-        <w:top w:color="auto" w:space="6" w:sz="2" w:val="single"/>
-        <w:bottom w:color="auto" w:space="6" w:sz="2" w:val="single"/>
+        <w:top w:color="f8f4ec" w:space="6" w:sz="2" w:val="single"/>
+        <w:left w:color="f8f4ec" w:space="10" w:sz="2" w:val="single"/>
+        <w:bottom w:color="f8f4ec" w:space="6" w:sz="2" w:val="single"/>
+        <w:right w:color="f8f4ec" w:space="10" w:sz="2" w:val="single"/>
       </w:pBdr>
       <w:shd w:color="auto" w:fill="f8f4ec" w:val="clear"/>
+      <w:keepLines/>
+      <w:keepNext/>
     </w:pPr>
     <w:rPr>
       <w:rFonts w:ascii="Source Sans 3" w:hAnsi="Source Sans 3"/>
@@ -2517,18 +2645,21 @@
       <w:sz w:val="22"/>
     </w:rPr>
   </w:style>
-  <w:style w:customStyle="1" w:styleId="attestation" w:type="paragraph">
-    <w:name w:val="attestation"/>
+  <w:style w:customStyle="1" w:styleId="attestation-block" w:type="paragraph">
+    <w:name w:val="attestation-block"/>
     <w:basedOn w:val="Normal"/>
     <w:pPr>
-      <w:spacing w:after="160" w:before="240"/>
+      <w:spacing w:after="160" w:before="240" w:line="288" w:lineRule="auto"/>
       <w:pBdr>
-        <w:top w:color="auto" w:space="6" w:sz="2" w:val="single"/>
+        <w:top w:color="e4dfd7" w:space="6" w:sz="2" w:val="single"/>
         <w:left w:color="bbb6ad" w:space="8" w:sz="18" w:val="single"/>
-        <w:bottom w:color="auto" w:space="6" w:sz="2" w:val="single"/>
+        <w:bottom w:color="e4dfd7" w:space="6" w:sz="2" w:val="single"/>
+        <w:right w:color="e4dfd7" w:space="10" w:sz="2" w:val="single"/>
       </w:pBdr>
       <w:ind w:left="240"/>
       <w:shd w:color="auto" w:fill="e4dfd7" w:val="clear"/>
+      <w:keepLines/>
+      <w:keepNext/>
     </w:pPr>
     <w:rPr>
       <w:rFonts w:ascii="Lora" w:hAnsi="Lora"/>
@@ -2540,12 +2671,16 @@
     <w:name w:val="attestation-gate"/>
     <w:basedOn w:val="Normal"/>
     <w:pPr>
-      <w:spacing w:after="40" w:before="40"/>
+      <w:spacing w:after="40" w:before="40" w:line="288" w:lineRule="auto"/>
       <w:pBdr>
-        <w:top w:color="auto" w:space="6" w:sz="2" w:val="single"/>
-        <w:bottom w:color="auto" w:space="6" w:sz="2" w:val="single"/>
+        <w:top w:color="e4dfd7" w:space="6" w:sz="2" w:val="single"/>
+        <w:left w:color="e4dfd7" w:space="10" w:sz="2" w:val="single"/>
+        <w:bottom w:color="e4dfd7" w:space="6" w:sz="2" w:val="single"/>
+        <w:right w:color="e4dfd7" w:space="10" w:sz="2" w:val="single"/>
       </w:pBdr>
       <w:shd w:color="auto" w:fill="e4dfd7" w:val="clear"/>
+      <w:keepLines/>
+      <w:keepNext/>
     </w:pPr>
     <w:rPr>
       <w:rFonts w:ascii="Source Sans 3" w:hAnsi="Source Sans 3"/>
@@ -2553,18 +2688,43 @@
       <w:sz w:val="22"/>
     </w:rPr>
   </w:style>
+  <w:style w:customStyle="1" w:styleId="review-marker" w:type="paragraph">
+    <w:name w:val="review-marker"/>
+    <w:basedOn w:val="Normal"/>
+    <w:pPr>
+      <w:spacing w:after="160" w:before="160" w:line="288" w:lineRule="auto"/>
+      <w:pBdr>
+        <w:top w:color="faefda" w:space="6" w:sz="2" w:val="single"/>
+        <w:left w:color="735311" w:space="8" w:sz="18" w:val="single"/>
+        <w:bottom w:color="faefda" w:space="6" w:sz="2" w:val="single"/>
+        <w:right w:color="faefda" w:space="10" w:sz="2" w:val="single"/>
+      </w:pBdr>
+      <w:ind w:left="240"/>
+      <w:shd w:color="auto" w:fill="faefda" w:val="clear"/>
+      <w:keepLines/>
+      <w:keepNext/>
+    </w:pPr>
+    <w:rPr>
+      <w:rFonts w:ascii="Source Sans 3" w:hAnsi="Source Sans 3"/>
+      <w:color w:val="25211D"/>
+      <w:sz w:val="22"/>
+    </w:rPr>
+  </w:style>
   <w:style w:customStyle="1" w:styleId="escalation" w:type="paragraph">
     <w:name w:val="escalation"/>
     <w:basedOn w:val="Normal"/>
     <w:pPr>
-      <w:spacing w:after="160" w:before="160"/>
+      <w:spacing w:after="160" w:before="160" w:line="288" w:lineRule="auto"/>
       <w:pBdr>
-        <w:top w:color="auto" w:space="6" w:sz="2" w:val="single"/>
+        <w:top w:color="f8f4ec" w:space="6" w:sz="2" w:val="single"/>
         <w:left w:color="735311" w:space="8" w:sz="18" w:val="single"/>
-        <w:bottom w:color="auto" w:space="6" w:sz="2" w:val="single"/>
+        <w:bottom w:color="f8f4ec" w:space="6" w:sz="2" w:val="single"/>
+        <w:right w:color="f8f4ec" w:space="10" w:sz="2" w:val="single"/>
       </w:pBdr>
       <w:ind w:left="240"/>
       <w:shd w:color="auto" w:fill="f8f4ec" w:val="clear"/>
+      <w:keepLines/>
+      <w:keepNext/>
     </w:pPr>
     <w:rPr>
       <w:rFonts w:ascii="Source Sans 3" w:hAnsi="Source Sans 3"/>
@@ -2576,14 +2736,17 @@
     <w:name w:val="decision-branch"/>
     <w:basedOn w:val="Normal"/>
     <w:pPr>
-      <w:spacing w:after="160" w:before="160"/>
+      <w:spacing w:after="160" w:before="160" w:line="288" w:lineRule="auto"/>
       <w:pBdr>
-        <w:top w:color="auto" w:space="6" w:sz="2" w:val="single"/>
+        <w:top w:color="f8f4ec" w:space="6" w:sz="2" w:val="single"/>
         <w:left w:color="bbb6ad" w:space="8" w:sz="18" w:val="single"/>
-        <w:bottom w:color="auto" w:space="6" w:sz="2" w:val="single"/>
+        <w:bottom w:color="f8f4ec" w:space="6" w:sz="2" w:val="single"/>
+        <w:right w:color="f8f4ec" w:space="10" w:sz="2" w:val="single"/>
       </w:pBdr>
       <w:ind w:left="240"/>
       <w:shd w:color="auto" w:fill="f8f4ec" w:val="clear"/>
+      <w:keepLines/>
+      <w:keepNext/>
     </w:pPr>
     <w:rPr>
       <w:rFonts w:ascii="Source Sans 3" w:hAnsi="Source Sans 3"/>
@@ -2613,6 +2776,24 @@
     <w:rPr>
       <w:rFonts w:ascii="Source Sans 3" w:hAnsi="Source Sans 3"/>
       <w:sz w:val="22"/>
+    </w:rPr>
+  </w:style>
+  <w:style w:customStyle="1" w:styleId="diagram-figure-eyebrow" w:type="character">
+    <w:name w:val="diagram-figure-eyebrow"/>
+    <w:rPr>
+      <w:rFonts w:ascii="Source Code Pro" w:hAnsi="Source Code Pro"/>
+      <w:b/>
+      <w:color w:val="777069"/>
+      <w:sz w:val="18"/>
+      <w:caps w:val="true"/>
+    </w:rPr>
+  </w:style>
+  <w:style w:customStyle="1" w:styleId="diagram-figure-title" w:type="character">
+    <w:name w:val="diagram-figure-title"/>
+    <w:rPr>
+      <w:rFonts w:ascii="Source Sans 3" w:hAnsi="Source Sans 3"/>
+      <w:color w:val="5A544E"/>
+      <w:sz w:val="24"/>
     </w:rPr>
   </w:style>
   <w:style w:customStyle="1" w:styleId="screen-ref" w:type="character">
